--- a/EXPORTS/DOCX/published/niveau1/English/Sources.docx
+++ b/EXPORTS/DOCX/published/niveau1/English/Sources.docx
@@ -1400,7 +1400,7 @@
           <w:sz w:val="24"/>
           <w:u w:val="single"/>
         </w:rPr>
-        <w:hyperlink r:id="rId15" w:history="1">
+        <w:hyperlink r:id="rId16" w:history="1">
           <w:r>
             <w:rPr>
               <w:rStyle w:val="Hyperlink"/>
@@ -1418,7 +1418,7 @@
           <w:sz w:val="24"/>
           <w:u w:val="single"/>
         </w:rPr>
-        <w:hyperlink r:id="rId15" w:history="1">
+        <w:hyperlink r:id="rId16" w:history="1">
           <w:r>
             <w:rPr>
               <w:rStyle w:val="Hyperlink"/>
@@ -1436,7 +1436,7 @@
           <w:sz w:val="24"/>
           <w:u w:val="single"/>
         </w:rPr>
-        <w:hyperlink r:id="rId15" w:history="1">
+        <w:hyperlink r:id="rId16" w:history="1">
           <w:r>
             <w:rPr>
               <w:rStyle w:val="Hyperlink"/>
@@ -1894,54 +1894,7 @@
           <w:color w:val="000000"/>
           <w:sz w:val="24"/>
         </w:rPr>
-        <w:t>. They also provide an online search</w:t>
-      </w:r>
-      <w:r>
-        <w:rPr>
-          <w:u w:val="single" w:color="0000ff"/>
-          <w:rFonts w:ascii="Charis SIL Regular" w:hAnsi="Charis SIL Regular" w:eastAsia="Charis SIL Regular"/>
-          <w:b w:val="0"/>
-          <w:i w:val="0"/>
-          <w:color w:val="000000"/>
-          <w:sz w:val="24"/>
-        </w:rPr>
-        <w:t xml:space="preserve"> functi</w:t>
-      </w:r>
-      <w:r>
-        <w:rPr>
-          <w:u w:val="single" w:color="0000ff"/>
-          <w:rFonts w:ascii="Charis SIL Regular" w:hAnsi="Charis SIL Regular" w:eastAsia="Charis SIL Regular"/>
-          <w:b w:val="0"/>
-          <w:i w:val="0"/>
-          <w:color w:val="000000"/>
-          <w:sz w:val="24"/>
-        </w:rPr>
-        <w:hyperlink r:id="rId17" w:history="1">
-          <w:r>
-            <w:rPr>
-              <w:rStyle w:val="Hyperlink"/>
-            </w:rPr>
-            <w:t>on f</w:t>
-          </w:r>
-        </w:hyperlink>
-      </w:r>
-      <w:r>
-        <w:rPr>
-          <w:u w:val="single" w:color="0000ff"/>
-          <w:rFonts w:ascii="Charis SIL Regular" w:hAnsi="Charis SIL Regular" w:eastAsia="Charis SIL Regular"/>
-          <w:b w:val="0"/>
-          <w:i w:val="0"/>
-          <w:color w:val="000000"/>
-          <w:sz w:val="24"/>
-        </w:rPr>
-        <w:hyperlink r:id="rId17" w:history="1">
-          <w:r>
-            <w:rPr>
-              <w:rStyle w:val="Hyperlink"/>
-            </w:rPr>
-            <w:t>or t</w:t>
-          </w:r>
-        </w:hyperlink>
+        <w:t>. They also provide an online search function for t</w:t>
       </w:r>
       <w:r>
         <w:rPr>
@@ -1993,13 +1946,22 @@
             <w:rPr>
               <w:rStyle w:val="Hyperlink"/>
             </w:rPr>
-            <w:t xml:space="preserve"> files </w:t>
+            <w:t xml:space="preserve"> files</w:t>
           </w:r>
         </w:hyperlink>
       </w:r>
       <w:r>
         <w:rPr>
-          <w:u w:val="single" w:color="0000ff"/>
+          <w:rFonts w:ascii="Charis SIL Regular" w:hAnsi="Charis SIL Regular" w:eastAsia="Charis SIL Regular"/>
+          <w:b w:val="0"/>
+          <w:i w:val="0"/>
+          <w:color w:val="000000"/>
+          <w:sz w:val="24"/>
+        </w:rPr>
+        <w:t xml:space="preserve"> </w:t>
+      </w:r>
+      <w:r>
+        <w:rPr>
           <w:rFonts w:ascii="Charis SIL Regular" w:hAnsi="Charis SIL Regular" w:eastAsia="Charis SIL Regular"/>
           <w:b w:val="0"/>
           <w:i w:val="0"/>
@@ -2040,19 +2002,9 @@
             <w:rPr>
               <w:rStyle w:val="Hyperlink"/>
             </w:rPr>
-            <w:t>ervic</w:t>
+            <w:t xml:space="preserve">ervice </w:t>
           </w:r>
         </w:hyperlink>
-      </w:r>
-      <w:r>
-        <w:rPr>
-          <w:rFonts w:ascii="Charis SIL Regular" w:hAnsi="Charis SIL Regular" w:eastAsia="Charis SIL Regular"/>
-          <w:b w:val="0"/>
-          <w:i w:val="0"/>
-          <w:color w:val="000000"/>
-          <w:sz w:val="24"/>
-        </w:rPr>
-        <w:t xml:space="preserve">e </w:t>
       </w:r>
       <w:r>
         <w:rPr>
@@ -2435,7 +2387,7 @@
           <w:sz w:val="24"/>
           <w:u w:val="single"/>
         </w:rPr>
-        <w:hyperlink r:id="rId18" w:history="1">
+        <w:hyperlink r:id="rId19" w:history="1">
           <w:r>
             <w:rPr>
               <w:rStyle w:val="Hyperlink"/>
@@ -2464,7 +2416,7 @@
           <w:sz w:val="24"/>
           <w:u w:val="single"/>
         </w:rPr>
-        <w:hyperlink r:id="rId18" w:history="1">
+        <w:hyperlink r:id="rId19" w:history="1">
           <w:r>
             <w:rPr>
               <w:rStyle w:val="Hyperlink"/>
@@ -2482,7 +2434,7 @@
           <w:sz w:val="24"/>
           <w:u w:val="single"/>
         </w:rPr>
-        <w:hyperlink r:id="rId18" w:history="1">
+        <w:hyperlink r:id="rId19" w:history="1">
           <w:r>
             <w:rPr>
               <w:rStyle w:val="Hyperlink"/>
@@ -2500,7 +2452,7 @@
           <w:sz w:val="24"/>
           <w:u w:val="single"/>
         </w:rPr>
-        <w:hyperlink r:id="rId18" w:history="1">
+        <w:hyperlink r:id="rId19" w:history="1">
           <w:r>
             <w:rPr>
               <w:rStyle w:val="Hyperlink"/>
@@ -3592,6 +3544,7 @@
           <w:i w:val="0"/>
           <w:color w:val="0000FF"/>
           <w:sz w:val="24"/>
+          <w:u w:val="single"/>
         </w:rPr>
         <w:hyperlink r:id="rId24" w:history="1">
           <w:r>
@@ -3629,14 +3582,7 @@
           <w:color w:val="000000"/>
           <w:sz w:val="24"/>
         </w:rPr>
-        <w:hyperlink r:id="rId23" w:history="1">
-          <w:r>
-            <w:rPr>
-              <w:rStyle w:val="Hyperlink"/>
-            </w:rPr>
-            <w:t xml:space="preserve">. The </w:t>
-          </w:r>
-        </w:hyperlink>
+        <w:t xml:space="preserve">. The </w:t>
       </w:r>
       <w:r>
         <w:rPr>
@@ -3758,7 +3704,18 @@
           <w:color w:val="000000"/>
           <w:sz w:val="24"/>
         </w:rPr>
-        <w:t xml:space="preserve"> is the custodian of the </w:t>
+        <w:t xml:space="preserve"> is the cu</w:t>
+      </w:r>
+      <w:r>
+        <w:rPr>
+          <w:u w:val="single" w:color="0000ff"/>
+          <w:rFonts w:ascii="Charis SIL Regular" w:hAnsi="Charis SIL Regular" w:eastAsia="Charis SIL Regular"/>
+          <w:b w:val="0"/>
+          <w:i w:val="0"/>
+          <w:color w:val="000000"/>
+          <w:sz w:val="24"/>
+        </w:rPr>
+        <w:t xml:space="preserve">stodian of the </w:t>
       </w:r>
       <w:r>
         <w:rPr>
@@ -4604,7 +4561,7 @@
           <w:sz w:val="24"/>
           <w:u w:val="single"/>
         </w:rPr>
-        <w:hyperlink r:id="rId32" w:history="1">
+        <w:hyperlink r:id="rId30" w:history="1">
           <w:r>
             <w:rPr>
               <w:rStyle w:val="Hyperlink"/>
@@ -4633,7 +4590,7 @@
           <w:sz w:val="24"/>
           <w:u w:val="single"/>
         </w:rPr>
-        <w:hyperlink r:id="rId32" w:history="1">
+        <w:hyperlink r:id="rId30" w:history="1">
           <w:r>
             <w:rPr>
               <w:rStyle w:val="Hyperlink"/>
@@ -4662,7 +4619,7 @@
           <w:sz w:val="24"/>
           <w:u w:val="single"/>
         </w:rPr>
-        <w:hyperlink r:id="rId32" w:history="1">
+        <w:hyperlink r:id="rId30" w:history="1">
           <w:r>
             <w:rPr>
               <w:rStyle w:val="Hyperlink"/>
@@ -4691,7 +4648,7 @@
           <w:sz w:val="24"/>
           <w:u w:val="single"/>
         </w:rPr>
-        <w:hyperlink r:id="rId32" w:history="1">
+        <w:hyperlink r:id="rId30" w:history="1">
           <w:r>
             <w:rPr>
               <w:rStyle w:val="Hyperlink"/>
@@ -4708,6 +4665,365 @@
           <w:color w:val="0000FF"/>
           <w:sz w:val="24"/>
           <w:u w:val="single"/>
+        </w:rPr>
+        <w:hyperlink r:id="rId30" w:history="1">
+          <w:r>
+            <w:rPr>
+              <w:rStyle w:val="Hyperlink"/>
+            </w:rPr>
+            <w:t>a</w:t>
+          </w:r>
+        </w:hyperlink>
+      </w:r>
+      <w:r>
+        <w:rPr>
+          <w:rFonts w:ascii="Charis SIL Regular" w:hAnsi="Charis SIL Regular" w:eastAsia="Charis SIL Regular"/>
+          <w:b w:val="0"/>
+          <w:i w:val="0"/>
+          <w:color w:val="0000FF"/>
+          <w:sz w:val="24"/>
+          <w:u w:val="single"/>
+        </w:rPr>
+        <w:hyperlink r:id="rId30" w:history="1">
+          <w:r>
+            <w:rPr>
+              <w:rStyle w:val="Hyperlink"/>
+            </w:rPr>
+            <w:t>nka</w:t>
+          </w:r>
+        </w:hyperlink>
+      </w:r>
+      <w:r>
+        <w:rPr>
+          <w:u w:val="single" w:color="0000ff"/>
+          <w:rFonts w:ascii="Charis SIL Regular" w:hAnsi="Charis SIL Regular" w:eastAsia="Charis SIL Regular"/>
+          <w:b w:val="0"/>
+          <w:i w:val="0"/>
+          <w:color w:val="000000"/>
+          <w:sz w:val="24"/>
+        </w:rPr>
+        <w:hyperlink r:id="rId30" w:history="1">
+          <w:r>
+            <w:rPr>
+              <w:rStyle w:val="Hyperlink"/>
+            </w:rPr>
+            <w:t xml:space="preserve"> and</w:t>
+          </w:r>
+        </w:hyperlink>
+      </w:r>
+      <w:r>
+        <w:rPr>
+          <w:u w:val="single" w:color="0000ff"/>
+          <w:rFonts w:ascii="Charis SIL Regular" w:hAnsi="Charis SIL Regular" w:eastAsia="Charis SIL Regular"/>
+          <w:b w:val="0"/>
+          <w:i w:val="0"/>
+          <w:color w:val="000000"/>
+          <w:sz w:val="24"/>
+        </w:rPr>
+        <w:t xml:space="preserve"> </w:t>
+      </w:r>
+      <w:r>
+        <w:rPr>
+          <w:u w:val="single" w:color="0000ff"/>
+          <w:rFonts w:ascii="Charis SIL Regular" w:hAnsi="Charis SIL Regular" w:eastAsia="Charis SIL Regular"/>
+          <w:b w:val="0"/>
+          <w:i w:val="0"/>
+          <w:color w:val="000000"/>
+          <w:sz w:val="24"/>
+        </w:rPr>
+        <w:hyperlink r:id="rId30" w:history="1">
+          <w:r>
+            <w:rPr>
+              <w:rStyle w:val="Hyperlink"/>
+            </w:rPr>
+            <w:t>th</w:t>
+          </w:r>
+        </w:hyperlink>
+      </w:r>
+      <w:r>
+        <w:rPr>
+          <w:rFonts w:ascii="Charis SIL Regular" w:hAnsi="Charis SIL Regular" w:eastAsia="Charis SIL Regular"/>
+          <w:b w:val="0"/>
+          <w:i w:val="0"/>
+          <w:color w:val="000000"/>
+          <w:sz w:val="24"/>
+        </w:rPr>
+        <w:hyperlink r:id="rId30" w:history="1">
+          <w:r>
+            <w:rPr>
+              <w:rStyle w:val="Hyperlink"/>
+            </w:rPr>
+            <w:t xml:space="preserve">e </w:t>
+          </w:r>
+        </w:hyperlink>
+      </w:r>
+      <w:r>
+        <w:rPr>
+          <w:rFonts w:ascii="Charis SIL Regular" w:hAnsi="Charis SIL Regular" w:eastAsia="Charis SIL Regular"/>
+          <w:b w:val="0"/>
+          <w:i w:val="0"/>
+          <w:color w:val="0000FF"/>
+          <w:sz w:val="24"/>
+          <w:u w:val="single"/>
+        </w:rPr>
+        <w:hyperlink r:id="rId30" w:history="1">
+          <w:r>
+            <w:rPr>
+              <w:rStyle w:val="Hyperlink"/>
+            </w:rPr>
+            <w:t>National</w:t>
+          </w:r>
+        </w:hyperlink>
+      </w:r>
+      <w:r>
+        <w:rPr>
+          <w:rFonts w:ascii="Charis SIL Regular" w:hAnsi="Charis SIL Regular" w:eastAsia="Charis SIL Regular"/>
+          <w:b w:val="0"/>
+          <w:i w:val="0"/>
+          <w:color w:val="0000FF"/>
+          <w:sz w:val="24"/>
+          <w:u w:val="single"/>
+        </w:rPr>
+        <w:t xml:space="preserve"> </w:t>
+      </w:r>
+      <w:r>
+        <w:rPr>
+          <w:rFonts w:ascii="Charis SIL Regular" w:hAnsi="Charis SIL Regular" w:eastAsia="Charis SIL Regular"/>
+          <w:b w:val="0"/>
+          <w:i w:val="0"/>
+          <w:color w:val="0000FF"/>
+          <w:sz w:val="24"/>
+          <w:u w:val="single"/>
+        </w:rPr>
+        <w:hyperlink r:id="rId33" w:history="1">
+          <w:r>
+            <w:rPr>
+              <w:rStyle w:val="Hyperlink"/>
+            </w:rPr>
+            <w:t>A</w:t>
+          </w:r>
+        </w:hyperlink>
+      </w:r>
+      <w:r>
+        <w:rPr>
+          <w:rFonts w:ascii="Charis SIL Regular" w:hAnsi="Charis SIL Regular" w:eastAsia="Charis SIL Regular"/>
+          <w:b w:val="0"/>
+          <w:i w:val="0"/>
+          <w:color w:val="0000FF"/>
+          <w:sz w:val="24"/>
+          <w:u w:val="single"/>
+        </w:rPr>
+        <w:hyperlink r:id="rId31" w:history="1">
+          <w:r>
+            <w:rPr>
+              <w:rStyle w:val="Hyperlink"/>
+            </w:rPr>
+            <w:t>rchiv</w:t>
+          </w:r>
+        </w:hyperlink>
+      </w:r>
+      <w:r>
+        <w:rPr>
+          <w:rFonts w:ascii="Charis SIL Regular" w:hAnsi="Charis SIL Regular" w:eastAsia="Charis SIL Regular"/>
+          <w:b w:val="0"/>
+          <w:i w:val="0"/>
+          <w:color w:val="0000FF"/>
+          <w:sz w:val="24"/>
+          <w:u w:val="single"/>
+        </w:rPr>
+        <w:hyperlink r:id="rId31" w:history="1">
+          <w:r>
+            <w:rPr>
+              <w:rStyle w:val="Hyperlink"/>
+            </w:rPr>
+            <w:t>e</w:t>
+          </w:r>
+        </w:hyperlink>
+      </w:r>
+      <w:r>
+        <w:rPr>
+          <w:rFonts w:ascii="Charis SIL Regular" w:hAnsi="Charis SIL Regular" w:eastAsia="Charis SIL Regular"/>
+          <w:b w:val="0"/>
+          <w:i w:val="0"/>
+          <w:color w:val="0000FF"/>
+          <w:sz w:val="24"/>
+          <w:u w:val="single"/>
+        </w:rPr>
+        <w:hyperlink r:id="rId31" w:history="1">
+          <w:r>
+            <w:rPr>
+              <w:rStyle w:val="Hyperlink"/>
+            </w:rPr>
+            <w:t>s</w:t>
+          </w:r>
+        </w:hyperlink>
+      </w:r>
+      <w:r>
+        <w:rPr>
+          <w:rFonts w:ascii="Charis SIL Regular" w:hAnsi="Charis SIL Regular" w:eastAsia="Charis SIL Regular"/>
+          <w:b w:val="0"/>
+          <w:i w:val="0"/>
+          <w:color w:val="0000FF"/>
+          <w:sz w:val="24"/>
+          <w:u w:val="single"/>
+        </w:rPr>
+        <w:t xml:space="preserve"> </w:t>
+      </w:r>
+      <w:r>
+        <w:rPr>
+          <w:rFonts w:ascii="Charis SIL Regular" w:hAnsi="Charis SIL Regular" w:eastAsia="Charis SIL Regular"/>
+          <w:b w:val="0"/>
+          <w:i w:val="0"/>
+          <w:color w:val="0000FF"/>
+          <w:sz w:val="24"/>
+          <w:u w:val="single"/>
+        </w:rPr>
+        <w:hyperlink r:id="rId31" w:history="1">
+          <w:r>
+            <w:rPr>
+              <w:rStyle w:val="Hyperlink"/>
+            </w:rPr>
+            <w:t>of</w:t>
+          </w:r>
+        </w:hyperlink>
+      </w:r>
+      <w:r>
+        <w:rPr>
+          <w:rFonts w:ascii="Charis SIL Regular" w:hAnsi="Charis SIL Regular" w:eastAsia="Charis SIL Regular"/>
+          <w:b w:val="0"/>
+          <w:i w:val="0"/>
+          <w:color w:val="0000FF"/>
+          <w:sz w:val="24"/>
+          <w:u w:val="single"/>
+        </w:rPr>
+        <w:t xml:space="preserve"> </w:t>
+      </w:r>
+      <w:r>
+        <w:rPr>
+          <w:rFonts w:ascii="Charis SIL Regular" w:hAnsi="Charis SIL Regular" w:eastAsia="Charis SIL Regular"/>
+          <w:b w:val="0"/>
+          <w:i w:val="0"/>
+          <w:color w:val="0000FF"/>
+          <w:sz w:val="24"/>
+          <w:u w:val="single"/>
+        </w:rPr>
+        <w:hyperlink r:id="rId31" w:history="1">
+          <w:r>
+            <w:rPr>
+              <w:rStyle w:val="Hyperlink"/>
+            </w:rPr>
+            <w:t>Cura</w:t>
+          </w:r>
+        </w:hyperlink>
+      </w:r>
+      <w:r>
+        <w:rPr>
+          <w:rFonts w:ascii="Charis SIL Regular" w:hAnsi="Charis SIL Regular" w:eastAsia="Charis SIL Regular"/>
+          <w:b w:val="0"/>
+          <w:i w:val="0"/>
+          <w:color w:val="0000FF"/>
+          <w:sz w:val="24"/>
+          <w:u w:val="single"/>
+        </w:rPr>
+        <w:hyperlink r:id="rId31" w:history="1">
+          <w:r>
+            <w:rPr>
+              <w:rStyle w:val="Hyperlink"/>
+            </w:rPr>
+            <w:t>çao</w:t>
+          </w:r>
+        </w:hyperlink>
+      </w:r>
+      <w:r>
+        <w:rPr>
+          <w:u w:val="single" w:color="0000ff"/>
+          <w:rFonts w:ascii="Charis SIL Regular" w:hAnsi="Charis SIL Regular" w:eastAsia="Charis SIL Regular"/>
+          <w:b w:val="0"/>
+          <w:i w:val="0"/>
+          <w:color w:val="000000"/>
+          <w:sz w:val="24"/>
+        </w:rPr>
+        <w:hyperlink r:id="rId31" w:history="1">
+          <w:r>
+            <w:rPr>
+              <w:rStyle w:val="Hyperlink"/>
+            </w:rPr>
+            <w:t>. Vari</w:t>
+          </w:r>
+        </w:hyperlink>
+      </w:r>
+      <w:r>
+        <w:rPr>
+          <w:u w:val="single" w:color="0000ff"/>
+          <w:rFonts w:ascii="Charis SIL Regular" w:hAnsi="Charis SIL Regular" w:eastAsia="Charis SIL Regular"/>
+          <w:b w:val="0"/>
+          <w:i w:val="0"/>
+          <w:color w:val="000000"/>
+          <w:sz w:val="24"/>
+        </w:rPr>
+        <w:hyperlink r:id="rId31" w:history="1">
+          <w:r>
+            <w:rPr>
+              <w:rStyle w:val="Hyperlink"/>
+            </w:rPr>
+            <w:t>o</w:t>
+          </w:r>
+        </w:hyperlink>
+      </w:r>
+      <w:r>
+        <w:rPr>
+          <w:u w:val="single" w:color="0000ff"/>
+          <w:rFonts w:ascii="Charis SIL Regular" w:hAnsi="Charis SIL Regular" w:eastAsia="Charis SIL Regular"/>
+          <w:b w:val="0"/>
+          <w:i w:val="0"/>
+          <w:color w:val="000000"/>
+          <w:sz w:val="24"/>
+        </w:rPr>
+        <w:hyperlink r:id="rId31" w:history="1">
+          <w:r>
+            <w:rPr>
+              <w:rStyle w:val="Hyperlink"/>
+            </w:rPr>
+            <w:t>us archiv</w:t>
+          </w:r>
+        </w:hyperlink>
+      </w:r>
+      <w:r>
+        <w:rPr>
+          <w:rFonts w:ascii="Charis SIL Regular" w:hAnsi="Charis SIL Regular" w:eastAsia="Charis SIL Regular"/>
+          <w:b w:val="0"/>
+          <w:i w:val="0"/>
+          <w:color w:val="000000"/>
+          <w:sz w:val="24"/>
+        </w:rPr>
+        <w:t xml:space="preserve">es in </w:t>
+      </w:r>
+      <w:r>
+        <w:rPr>
+          <w:u w:val="single" w:color="0000ff"/>
+          <w:rFonts w:ascii="Charis SIL Regular" w:hAnsi="Charis SIL Regular" w:eastAsia="Charis SIL Regular"/>
+          <w:b w:val="0"/>
+          <w:i w:val="0"/>
+          <w:color w:val="000000"/>
+          <w:sz w:val="24"/>
+        </w:rPr>
+        <w:hyperlink r:id="rId32" w:history="1">
+          <w:r>
+            <w:rPr>
+              <w:rStyle w:val="Hyperlink"/>
+            </w:rPr>
+            <w:t>Indonesi</w:t>
+          </w:r>
+        </w:hyperlink>
+      </w:r>
+      <w:r>
+        <w:rPr>
+          <w:u w:val="single" w:color="0000ff"/>
+          <w:rFonts w:ascii="Charis SIL Regular" w:hAnsi="Charis SIL Regular" w:eastAsia="Charis SIL Regular"/>
+          <w:b w:val="0"/>
+          <w:i w:val="0"/>
+          <w:color w:val="000000"/>
+          <w:sz w:val="24"/>
         </w:rPr>
         <w:hyperlink r:id="rId32" w:history="1">
           <w:r>
@@ -4720,193 +5036,19 @@
       </w:r>
       <w:r>
         <w:rPr>
-          <w:rFonts w:ascii="Charis SIL Regular" w:hAnsi="Charis SIL Regular" w:eastAsia="Charis SIL Regular"/>
-          <w:b w:val="0"/>
-          <w:i w:val="0"/>
-          <w:color w:val="0000FF"/>
-          <w:sz w:val="24"/>
-          <w:u w:val="single"/>
+          <w:u w:val="single" w:color="0000ff"/>
+          <w:rFonts w:ascii="Charis SIL Regular" w:hAnsi="Charis SIL Regular" w:eastAsia="Charis SIL Regular"/>
+          <w:b w:val="0"/>
+          <w:i w:val="0"/>
+          <w:color w:val="000000"/>
+          <w:sz w:val="24"/>
         </w:rPr>
         <w:hyperlink r:id="rId32" w:history="1">
           <w:r>
             <w:rPr>
               <w:rStyle w:val="Hyperlink"/>
             </w:rPr>
-            <w:t>nka</w:t>
-          </w:r>
-        </w:hyperlink>
-      </w:r>
-      <w:r>
-        <w:rPr>
-          <w:u w:val="single" w:color="0000ff"/>
-          <w:rFonts w:ascii="Charis SIL Regular" w:hAnsi="Charis SIL Regular" w:eastAsia="Charis SIL Regular"/>
-          <w:b w:val="0"/>
-          <w:i w:val="0"/>
-          <w:color w:val="000000"/>
-          <w:sz w:val="24"/>
-        </w:rPr>
-        <w:hyperlink r:id="rId30" w:history="1">
-          <w:r>
-            <w:rPr>
-              <w:rStyle w:val="Hyperlink"/>
-            </w:rPr>
-            <w:t xml:space="preserve"> and</w:t>
-          </w:r>
-        </w:hyperlink>
-      </w:r>
-      <w:r>
-        <w:rPr>
-          <w:u w:val="single" w:color="0000ff"/>
-          <w:rFonts w:ascii="Charis SIL Regular" w:hAnsi="Charis SIL Regular" w:eastAsia="Charis SIL Regular"/>
-          <w:b w:val="0"/>
-          <w:i w:val="0"/>
-          <w:color w:val="000000"/>
-          <w:sz w:val="24"/>
-        </w:rPr>
-        <w:t xml:space="preserve"> </w:t>
-      </w:r>
-      <w:r>
-        <w:rPr>
-          <w:u w:val="single" w:color="0000ff"/>
-          <w:rFonts w:ascii="Charis SIL Regular" w:hAnsi="Charis SIL Regular" w:eastAsia="Charis SIL Regular"/>
-          <w:b w:val="0"/>
-          <w:i w:val="0"/>
-          <w:color w:val="000000"/>
-          <w:sz w:val="24"/>
-        </w:rPr>
-        <w:hyperlink r:id="rId30" w:history="1">
-          <w:r>
-            <w:rPr>
-              <w:rStyle w:val="Hyperlink"/>
-            </w:rPr>
-            <w:t>th</w:t>
-          </w:r>
-        </w:hyperlink>
-      </w:r>
-      <w:r>
-        <w:rPr>
-          <w:rFonts w:ascii="Charis SIL Regular" w:hAnsi="Charis SIL Regular" w:eastAsia="Charis SIL Regular"/>
-          <w:b w:val="0"/>
-          <w:i w:val="0"/>
-          <w:color w:val="000000"/>
-          <w:sz w:val="24"/>
-        </w:rPr>
-        <w:hyperlink r:id="rId30" w:history="1">
-          <w:r>
-            <w:rPr>
-              <w:rStyle w:val="Hyperlink"/>
-            </w:rPr>
-            <w:t xml:space="preserve">e </w:t>
-          </w:r>
-        </w:hyperlink>
-      </w:r>
-      <w:r>
-        <w:rPr>
-          <w:rFonts w:ascii="Charis SIL Regular" w:hAnsi="Charis SIL Regular" w:eastAsia="Charis SIL Regular"/>
-          <w:b w:val="0"/>
-          <w:i w:val="0"/>
-          <w:color w:val="0000FF"/>
-          <w:sz w:val="24"/>
-        </w:rPr>
-        <w:t>National Archives of Cura</w:t>
-      </w:r>
-      <w:r>
-        <w:rPr>
-          <w:rFonts w:ascii="Charis SIL Regular" w:hAnsi="Charis SIL Regular" w:eastAsia="Charis SIL Regular"/>
-          <w:b w:val="0"/>
-          <w:i w:val="0"/>
-          <w:color w:val="0000FF"/>
-          <w:sz w:val="24"/>
-          <w:u w:val="single"/>
-        </w:rPr>
-        <w:hyperlink r:id="rId31" w:history="1">
-          <w:r>
-            <w:rPr>
-              <w:rStyle w:val="Hyperlink"/>
-            </w:rPr>
-            <w:t>çao</w:t>
-          </w:r>
-        </w:hyperlink>
-      </w:r>
-      <w:r>
-        <w:rPr>
-          <w:u w:val="single" w:color="0000ff"/>
-          <w:rFonts w:ascii="Charis SIL Regular" w:hAnsi="Charis SIL Regular" w:eastAsia="Charis SIL Regular"/>
-          <w:b w:val="0"/>
-          <w:i w:val="0"/>
-          <w:color w:val="000000"/>
-          <w:sz w:val="24"/>
-        </w:rPr>
-        <w:hyperlink r:id="rId31" w:history="1">
-          <w:r>
-            <w:rPr>
-              <w:rStyle w:val="Hyperlink"/>
-            </w:rPr>
-            <w:t>. Vari</w:t>
-          </w:r>
-        </w:hyperlink>
-      </w:r>
-      <w:r>
-        <w:rPr>
-          <w:u w:val="single" w:color="0000ff"/>
-          <w:rFonts w:ascii="Charis SIL Regular" w:hAnsi="Charis SIL Regular" w:eastAsia="Charis SIL Regular"/>
-          <w:b w:val="0"/>
-          <w:i w:val="0"/>
-          <w:color w:val="000000"/>
-          <w:sz w:val="24"/>
-        </w:rPr>
-        <w:hyperlink r:id="rId31" w:history="1">
-          <w:r>
-            <w:rPr>
-              <w:rStyle w:val="Hyperlink"/>
-            </w:rPr>
-            <w:t>o</w:t>
-          </w:r>
-        </w:hyperlink>
-      </w:r>
-      <w:r>
-        <w:rPr>
-          <w:u w:val="single" w:color="0000ff"/>
-          <w:rFonts w:ascii="Charis SIL Regular" w:hAnsi="Charis SIL Regular" w:eastAsia="Charis SIL Regular"/>
-          <w:b w:val="0"/>
-          <w:i w:val="0"/>
-          <w:color w:val="000000"/>
-          <w:sz w:val="24"/>
-        </w:rPr>
-        <w:hyperlink r:id="rId31" w:history="1">
-          <w:r>
-            <w:rPr>
-              <w:rStyle w:val="Hyperlink"/>
-            </w:rPr>
-            <w:t>us archiv</w:t>
-          </w:r>
-        </w:hyperlink>
-      </w:r>
-      <w:r>
-        <w:rPr>
-          <w:rFonts w:ascii="Charis SIL Regular" w:hAnsi="Charis SIL Regular" w:eastAsia="Charis SIL Regular"/>
-          <w:b w:val="0"/>
-          <w:i w:val="0"/>
-          <w:color w:val="000000"/>
-          <w:sz w:val="24"/>
-        </w:rPr>
-        <w:t xml:space="preserve">es in </w:t>
-      </w:r>
-      <w:r>
-        <w:rPr>
-          <w:u w:val="single" w:color="0000ff"/>
-          <w:rFonts w:ascii="Charis SIL Regular" w:hAnsi="Charis SIL Regular" w:eastAsia="Charis SIL Regular"/>
-          <w:b w:val="0"/>
-          <w:i w:val="0"/>
-          <w:color w:val="000000"/>
-          <w:sz w:val="24"/>
-        </w:rPr>
-        <w:hyperlink r:id="rId32" w:history="1">
-          <w:r>
-            <w:rPr>
-              <w:rStyle w:val="Hyperlink"/>
-            </w:rPr>
-            <w:t>Indonesi</w:t>
+            <w:t xml:space="preserve"> can be </w:t>
           </w:r>
         </w:hyperlink>
       </w:r>
@@ -4942,42 +5084,6 @@
             <w:rPr>
               <w:rStyle w:val="Hyperlink"/>
             </w:rPr>
-            <w:t xml:space="preserve"> can be </w:t>
-          </w:r>
-        </w:hyperlink>
-      </w:r>
-      <w:r>
-        <w:rPr>
-          <w:u w:val="single" w:color="0000ff"/>
-          <w:rFonts w:ascii="Charis SIL Regular" w:hAnsi="Charis SIL Regular" w:eastAsia="Charis SIL Regular"/>
-          <w:b w:val="0"/>
-          <w:i w:val="0"/>
-          <w:color w:val="000000"/>
-          <w:sz w:val="24"/>
-        </w:rPr>
-        <w:hyperlink r:id="rId32" w:history="1">
-          <w:r>
-            <w:rPr>
-              <w:rStyle w:val="Hyperlink"/>
-            </w:rPr>
-            <w:t>a</w:t>
-          </w:r>
-        </w:hyperlink>
-      </w:r>
-      <w:r>
-        <w:rPr>
-          <w:u w:val="single" w:color="0000ff"/>
-          <w:rFonts w:ascii="Charis SIL Regular" w:hAnsi="Charis SIL Regular" w:eastAsia="Charis SIL Regular"/>
-          <w:b w:val="0"/>
-          <w:i w:val="0"/>
-          <w:color w:val="000000"/>
-          <w:sz w:val="24"/>
-        </w:rPr>
-        <w:hyperlink r:id="rId32" w:history="1">
-          <w:r>
-            <w:rPr>
-              <w:rStyle w:val="Hyperlink"/>
-            </w:rPr>
             <w:t>cc</w:t>
           </w:r>
         </w:hyperlink>
@@ -5055,7 +5161,7 @@
           <w:sz w:val="24"/>
           <w:u w:val="single"/>
         </w:rPr>
-        <w:hyperlink r:id="rId33" w:history="1">
+        <w:hyperlink r:id="rId34" w:history="1">
           <w:r>
             <w:rPr>
               <w:rStyle w:val="Hyperlink"/>
@@ -5073,7 +5179,7 @@
           <w:color w:val="000000"/>
           <w:sz w:val="24"/>
         </w:rPr>
-        <w:hyperlink r:id="rId34" w:history="1">
+        <w:hyperlink r:id="rId33" w:history="1">
           <w:r>
             <w:rPr>
               <w:rStyle w:val="Hyperlink"/>

--- a/EXPORTS/DOCX/published/niveau1/English/Sources.docx
+++ b/EXPORTS/DOCX/published/niveau1/English/Sources.docx
@@ -1894,7 +1894,61 @@
           <w:color w:val="000000"/>
           <w:sz w:val="24"/>
         </w:rPr>
-        <w:t>. They also provide an online search function for t</w:t>
+        <w:t>. They also provide an online search</w:t>
+      </w:r>
+      <w:r>
+        <w:rPr>
+          <w:u w:val="single" w:color="0000ff"/>
+          <w:rFonts w:ascii="Charis SIL Regular" w:hAnsi="Charis SIL Regular" w:eastAsia="Charis SIL Regular"/>
+          <w:b w:val="0"/>
+          <w:i w:val="0"/>
+          <w:color w:val="000000"/>
+          <w:sz w:val="24"/>
+        </w:rPr>
+        <w:hyperlink r:id="rId17" w:history="1">
+          <w:r>
+            <w:rPr>
+              <w:rStyle w:val="Hyperlink"/>
+            </w:rPr>
+            <w:t xml:space="preserve"> functi</w:t>
+          </w:r>
+        </w:hyperlink>
+      </w:r>
+      <w:r>
+        <w:rPr>
+          <w:u w:val="single" w:color="0000ff"/>
+          <w:rFonts w:ascii="Charis SIL Regular" w:hAnsi="Charis SIL Regular" w:eastAsia="Charis SIL Regular"/>
+          <w:b w:val="0"/>
+          <w:i w:val="0"/>
+          <w:color w:val="000000"/>
+          <w:sz w:val="24"/>
+        </w:rPr>
+        <w:hyperlink r:id="rId17" w:history="1">
+          <w:r>
+            <w:rPr>
+              <w:rStyle w:val="Hyperlink"/>
+            </w:rPr>
+            <w:t>on f</w:t>
+          </w:r>
+        </w:hyperlink>
+      </w:r>
+      <w:r>
+        <w:rPr>
+          <w:u w:val="single" w:color="0000ff"/>
+          <w:rFonts w:ascii="Charis SIL Regular" w:hAnsi="Charis SIL Regular" w:eastAsia="Charis SIL Regular"/>
+          <w:b w:val="0"/>
+          <w:i w:val="0"/>
+          <w:color w:val="000000"/>
+          <w:sz w:val="24"/>
+        </w:rPr>
+        <w:hyperlink r:id="rId17" w:history="1">
+          <w:r>
+            <w:rPr>
+              <w:rStyle w:val="Hyperlink"/>
+            </w:rPr>
+            <w:t>or t</w:t>
+          </w:r>
+        </w:hyperlink>
       </w:r>
       <w:r>
         <w:rPr>
@@ -3744,7 +3798,7 @@
           <w:sz w:val="24"/>
           <w:u w:val="single"/>
         </w:rPr>
-        <w:hyperlink r:id="rId27" w:history="1">
+        <w:hyperlink r:id="rId26" w:history="1">
           <w:r>
             <w:rPr>
               <w:rStyle w:val="Hyperlink"/>
@@ -3762,7 +3816,7 @@
           <w:sz w:val="24"/>
           <w:u w:val="single"/>
         </w:rPr>
-        <w:hyperlink r:id="rId24" w:history="1">
+        <w:hyperlink r:id="rId26" w:history="1">
           <w:r>
             <w:rPr>
               <w:rStyle w:val="Hyperlink"/>
@@ -3791,7 +3845,7 @@
           <w:sz w:val="24"/>
           <w:u w:val="single"/>
         </w:rPr>
-        <w:hyperlink r:id="rId24" w:history="1">
+        <w:hyperlink r:id="rId26" w:history="1">
           <w:r>
             <w:rPr>
               <w:rStyle w:val="Hyperlink"/>
@@ -3820,7 +3874,7 @@
           <w:sz w:val="24"/>
           <w:u w:val="single"/>
         </w:rPr>
-        <w:hyperlink r:id="rId24" w:history="1">
+        <w:hyperlink r:id="rId26" w:history="1">
           <w:r>
             <w:rPr>
               <w:rStyle w:val="Hyperlink"/>
@@ -3838,7 +3892,7 @@
           <w:sz w:val="24"/>
           <w:u w:val="single"/>
         </w:rPr>
-        <w:hyperlink r:id="rId27" w:history="1">
+        <w:hyperlink r:id="rId26" w:history="1">
           <w:r>
             <w:rPr>
               <w:rStyle w:val="Hyperlink"/>
@@ -3942,7 +3996,7 @@
           <w:sz w:val="24"/>
           <w:u w:val="single"/>
         </w:rPr>
-        <w:hyperlink r:id="rId28" w:history="1">
+        <w:hyperlink r:id="rId27" w:history="1">
           <w:r>
             <w:rPr>
               <w:rStyle w:val="Hyperlink"/>
@@ -3971,7 +4025,7 @@
           <w:sz w:val="24"/>
           <w:u w:val="single"/>
         </w:rPr>
-        <w:hyperlink r:id="rId28" w:history="1">
+        <w:hyperlink r:id="rId27" w:history="1">
           <w:r>
             <w:rPr>
               <w:rStyle w:val="Hyperlink"/>
@@ -3999,7 +4053,7 @@
           <w:sz w:val="24"/>
           <w:u w:val="single"/>
         </w:rPr>
-        <w:hyperlink r:id="rId29" w:history="1">
+        <w:hyperlink r:id="rId28" w:history="1">
           <w:r>
             <w:rPr>
               <w:rStyle w:val="Hyperlink"/>
@@ -4028,7 +4082,7 @@
           <w:sz w:val="24"/>
           <w:u w:val="single"/>
         </w:rPr>
-        <w:hyperlink r:id="rId29" w:history="1">
+        <w:hyperlink r:id="rId28" w:history="1">
           <w:r>
             <w:rPr>
               <w:rStyle w:val="Hyperlink"/>
@@ -4057,7 +4111,7 @@
           <w:sz w:val="24"/>
           <w:u w:val="single"/>
         </w:rPr>
-        <w:hyperlink r:id="rId29" w:history="1">
+        <w:hyperlink r:id="rId28" w:history="1">
           <w:r>
             <w:rPr>
               <w:rStyle w:val="Hyperlink"/>
@@ -4295,7 +4349,7 @@
           <w:sz w:val="24"/>
           <w:u w:val="single"/>
         </w:rPr>
-        <w:hyperlink r:id="rId30" w:history="1">
+        <w:hyperlink r:id="rId29" w:history="1">
           <w:r>
             <w:rPr>
               <w:rStyle w:val="Hyperlink"/>
@@ -4324,7 +4378,7 @@
           <w:sz w:val="24"/>
           <w:u w:val="single"/>
         </w:rPr>
-        <w:hyperlink r:id="rId30" w:history="1">
+        <w:hyperlink r:id="rId29" w:history="1">
           <w:r>
             <w:rPr>
               <w:rStyle w:val="Hyperlink"/>
@@ -4353,7 +4407,7 @@
           <w:sz w:val="24"/>
           <w:u w:val="single"/>
         </w:rPr>
-        <w:hyperlink r:id="rId30" w:history="1">
+        <w:hyperlink r:id="rId29" w:history="1">
           <w:r>
             <w:rPr>
               <w:rStyle w:val="Hyperlink"/>
@@ -4371,7 +4425,7 @@
           <w:sz w:val="24"/>
           <w:u w:val="single"/>
         </w:rPr>
-        <w:hyperlink r:id="rId30" w:history="1">
+        <w:hyperlink r:id="rId29" w:history="1">
           <w:r>
             <w:rPr>
               <w:rStyle w:val="Hyperlink"/>
@@ -4399,7 +4453,7 @@
           <w:sz w:val="24"/>
           <w:u w:val="single"/>
         </w:rPr>
-        <w:hyperlink r:id="rId31" w:history="1">
+        <w:hyperlink r:id="rId30" w:history="1">
           <w:r>
             <w:rPr>
               <w:rStyle w:val="Hyperlink"/>
@@ -4428,7 +4482,7 @@
           <w:sz w:val="24"/>
           <w:u w:val="single"/>
         </w:rPr>
-        <w:hyperlink r:id="rId31" w:history="1">
+        <w:hyperlink r:id="rId30" w:history="1">
           <w:r>
             <w:rPr>
               <w:rStyle w:val="Hyperlink"/>
@@ -4457,7 +4511,7 @@
           <w:sz w:val="24"/>
           <w:u w:val="single"/>
         </w:rPr>
-        <w:hyperlink r:id="rId31" w:history="1">
+        <w:hyperlink r:id="rId30" w:history="1">
           <w:r>
             <w:rPr>
               <w:rStyle w:val="Hyperlink"/>
@@ -4486,7 +4540,7 @@
           <w:sz w:val="24"/>
           <w:u w:val="single"/>
         </w:rPr>
-        <w:hyperlink r:id="rId31" w:history="1">
+        <w:hyperlink r:id="rId30" w:history="1">
           <w:r>
             <w:rPr>
               <w:rStyle w:val="Hyperlink"/>
@@ -4514,7 +4568,7 @@
           <w:sz w:val="24"/>
           <w:u w:val="single"/>
         </w:rPr>
-        <w:hyperlink r:id="rId32" w:history="1">
+        <w:hyperlink r:id="rId31" w:history="1">
           <w:r>
             <w:rPr>
               <w:rStyle w:val="Hyperlink"/>
@@ -4543,12 +4597,300 @@
           <w:sz w:val="24"/>
           <w:u w:val="single"/>
         </w:rPr>
+        <w:hyperlink r:id="rId31" w:history="1">
+          <w:r>
+            <w:rPr>
+              <w:rStyle w:val="Hyperlink"/>
+            </w:rPr>
+            <w:t>Archive</w:t>
+          </w:r>
+        </w:hyperlink>
+      </w:r>
+      <w:r>
+        <w:rPr>
+          <w:rFonts w:ascii="Charis SIL Regular" w:hAnsi="Charis SIL Regular" w:eastAsia="Charis SIL Regular"/>
+          <w:b w:val="0"/>
+          <w:i w:val="0"/>
+          <w:color w:val="0000FF"/>
+          <w:sz w:val="24"/>
+          <w:u w:val="single"/>
+        </w:rPr>
+        <w:hyperlink r:id="rId29" w:history="1">
+          <w:r>
+            <w:rPr>
+              <w:rStyle w:val="Hyperlink"/>
+            </w:rPr>
+            <w:t>s</w:t>
+          </w:r>
+        </w:hyperlink>
+      </w:r>
+      <w:r>
+        <w:rPr>
+          <w:rFonts w:ascii="Charis SIL Regular" w:hAnsi="Charis SIL Regular" w:eastAsia="Charis SIL Regular"/>
+          <w:b w:val="0"/>
+          <w:i w:val="0"/>
+          <w:color w:val="0000FF"/>
+          <w:sz w:val="24"/>
+          <w:u w:val="single"/>
+        </w:rPr>
+        <w:t xml:space="preserve"> </w:t>
+      </w:r>
+      <w:r>
+        <w:rPr>
+          <w:rFonts w:ascii="Charis SIL Regular" w:hAnsi="Charis SIL Regular" w:eastAsia="Charis SIL Regular"/>
+          <w:b w:val="0"/>
+          <w:i w:val="0"/>
+          <w:color w:val="0000FF"/>
+          <w:sz w:val="24"/>
+          <w:u w:val="single"/>
+        </w:rPr>
+        <w:hyperlink r:id="rId29" w:history="1">
+          <w:r>
+            <w:rPr>
+              <w:rStyle w:val="Hyperlink"/>
+            </w:rPr>
+            <w:t>of</w:t>
+          </w:r>
+        </w:hyperlink>
+      </w:r>
+      <w:r>
+        <w:rPr>
+          <w:rFonts w:ascii="Charis SIL Regular" w:hAnsi="Charis SIL Regular" w:eastAsia="Charis SIL Regular"/>
+          <w:b w:val="0"/>
+          <w:i w:val="0"/>
+          <w:color w:val="0000FF"/>
+          <w:sz w:val="24"/>
+          <w:u w:val="single"/>
+        </w:rPr>
+        <w:t xml:space="preserve"> </w:t>
+      </w:r>
+      <w:r>
+        <w:rPr>
+          <w:rFonts w:ascii="Charis SIL Regular" w:hAnsi="Charis SIL Regular" w:eastAsia="Charis SIL Regular"/>
+          <w:b w:val="0"/>
+          <w:i w:val="0"/>
+          <w:color w:val="0000FF"/>
+          <w:sz w:val="24"/>
+          <w:u w:val="single"/>
+        </w:rPr>
+        <w:hyperlink r:id="rId29" w:history="1">
+          <w:r>
+            <w:rPr>
+              <w:rStyle w:val="Hyperlink"/>
+            </w:rPr>
+            <w:t>Sri</w:t>
+          </w:r>
+        </w:hyperlink>
+      </w:r>
+      <w:r>
+        <w:rPr>
+          <w:rFonts w:ascii="Charis SIL Regular" w:hAnsi="Charis SIL Regular" w:eastAsia="Charis SIL Regular"/>
+          <w:b w:val="0"/>
+          <w:i w:val="0"/>
+          <w:color w:val="0000FF"/>
+          <w:sz w:val="24"/>
+          <w:u w:val="single"/>
+        </w:rPr>
+        <w:t xml:space="preserve"> </w:t>
+      </w:r>
+      <w:r>
+        <w:rPr>
+          <w:rFonts w:ascii="Charis SIL Regular" w:hAnsi="Charis SIL Regular" w:eastAsia="Charis SIL Regular"/>
+          <w:b w:val="0"/>
+          <w:i w:val="0"/>
+          <w:color w:val="0000FF"/>
+          <w:sz w:val="24"/>
+          <w:u w:val="single"/>
+        </w:rPr>
+        <w:hyperlink r:id="rId29" w:history="1">
+          <w:r>
+            <w:rPr>
+              <w:rStyle w:val="Hyperlink"/>
+            </w:rPr>
+            <w:t>L</w:t>
+          </w:r>
+        </w:hyperlink>
+      </w:r>
+      <w:r>
+        <w:rPr>
+          <w:rFonts w:ascii="Charis SIL Regular" w:hAnsi="Charis SIL Regular" w:eastAsia="Charis SIL Regular"/>
+          <w:b w:val="0"/>
+          <w:i w:val="0"/>
+          <w:color w:val="0000FF"/>
+          <w:sz w:val="24"/>
+          <w:u w:val="single"/>
+        </w:rPr>
+        <w:hyperlink r:id="rId29" w:history="1">
+          <w:r>
+            <w:rPr>
+              <w:rStyle w:val="Hyperlink"/>
+            </w:rPr>
+            <w:t>a</w:t>
+          </w:r>
+        </w:hyperlink>
+      </w:r>
+      <w:r>
+        <w:rPr>
+          <w:rFonts w:ascii="Charis SIL Regular" w:hAnsi="Charis SIL Regular" w:eastAsia="Charis SIL Regular"/>
+          <w:b w:val="0"/>
+          <w:i w:val="0"/>
+          <w:color w:val="0000FF"/>
+          <w:sz w:val="24"/>
+          <w:u w:val="single"/>
+        </w:rPr>
+        <w:hyperlink r:id="rId29" w:history="1">
+          <w:r>
+            <w:rPr>
+              <w:rStyle w:val="Hyperlink"/>
+            </w:rPr>
+            <w:t>nka</w:t>
+          </w:r>
+        </w:hyperlink>
+      </w:r>
+      <w:r>
+        <w:rPr>
+          <w:u w:val="single" w:color="0000ff"/>
+          <w:rFonts w:ascii="Charis SIL Regular" w:hAnsi="Charis SIL Regular" w:eastAsia="Charis SIL Regular"/>
+          <w:b w:val="0"/>
+          <w:i w:val="0"/>
+          <w:color w:val="000000"/>
+          <w:sz w:val="24"/>
+        </w:rPr>
+        <w:hyperlink r:id="rId29" w:history="1">
+          <w:r>
+            <w:rPr>
+              <w:rStyle w:val="Hyperlink"/>
+            </w:rPr>
+            <w:t xml:space="preserve"> and</w:t>
+          </w:r>
+        </w:hyperlink>
+      </w:r>
+      <w:r>
+        <w:rPr>
+          <w:u w:val="single" w:color="0000ff"/>
+          <w:rFonts w:ascii="Charis SIL Regular" w:hAnsi="Charis SIL Regular" w:eastAsia="Charis SIL Regular"/>
+          <w:b w:val="0"/>
+          <w:i w:val="0"/>
+          <w:color w:val="000000"/>
+          <w:sz w:val="24"/>
+        </w:rPr>
+        <w:t xml:space="preserve"> </w:t>
+      </w:r>
+      <w:r>
+        <w:rPr>
+          <w:u w:val="single" w:color="0000ff"/>
+          <w:rFonts w:ascii="Charis SIL Regular" w:hAnsi="Charis SIL Regular" w:eastAsia="Charis SIL Regular"/>
+          <w:b w:val="0"/>
+          <w:i w:val="0"/>
+          <w:color w:val="000000"/>
+          <w:sz w:val="24"/>
+        </w:rPr>
+        <w:hyperlink r:id="rId29" w:history="1">
+          <w:r>
+            <w:rPr>
+              <w:rStyle w:val="Hyperlink"/>
+            </w:rPr>
+            <w:t>th</w:t>
+          </w:r>
+        </w:hyperlink>
+      </w:r>
+      <w:r>
+        <w:rPr>
+          <w:rFonts w:ascii="Charis SIL Regular" w:hAnsi="Charis SIL Regular" w:eastAsia="Charis SIL Regular"/>
+          <w:b w:val="0"/>
+          <w:i w:val="0"/>
+          <w:color w:val="000000"/>
+          <w:sz w:val="24"/>
+        </w:rPr>
+        <w:hyperlink r:id="rId29" w:history="1">
+          <w:r>
+            <w:rPr>
+              <w:rStyle w:val="Hyperlink"/>
+            </w:rPr>
+            <w:t xml:space="preserve">e </w:t>
+          </w:r>
+        </w:hyperlink>
+      </w:r>
+      <w:r>
+        <w:rPr>
+          <w:rFonts w:ascii="Charis SIL Regular" w:hAnsi="Charis SIL Regular" w:eastAsia="Charis SIL Regular"/>
+          <w:b w:val="0"/>
+          <w:i w:val="0"/>
+          <w:color w:val="0000FF"/>
+          <w:sz w:val="24"/>
+          <w:u w:val="single"/>
+        </w:rPr>
+        <w:hyperlink r:id="rId29" w:history="1">
+          <w:r>
+            <w:rPr>
+              <w:rStyle w:val="Hyperlink"/>
+            </w:rPr>
+            <w:t>National</w:t>
+          </w:r>
+        </w:hyperlink>
+      </w:r>
+      <w:r>
+        <w:rPr>
+          <w:rFonts w:ascii="Charis SIL Regular" w:hAnsi="Charis SIL Regular" w:eastAsia="Charis SIL Regular"/>
+          <w:b w:val="0"/>
+          <w:i w:val="0"/>
+          <w:color w:val="0000FF"/>
+          <w:sz w:val="24"/>
+          <w:u w:val="single"/>
+        </w:rPr>
+        <w:t xml:space="preserve"> </w:t>
+      </w:r>
+      <w:r>
+        <w:rPr>
+          <w:rFonts w:ascii="Charis SIL Regular" w:hAnsi="Charis SIL Regular" w:eastAsia="Charis SIL Regular"/>
+          <w:b w:val="0"/>
+          <w:i w:val="0"/>
+          <w:color w:val="0000FF"/>
+          <w:sz w:val="24"/>
+          <w:u w:val="single"/>
+        </w:rPr>
         <w:hyperlink r:id="rId32" w:history="1">
           <w:r>
             <w:rPr>
               <w:rStyle w:val="Hyperlink"/>
             </w:rPr>
-            <w:t>Archive</w:t>
+            <w:t>A</w:t>
+          </w:r>
+        </w:hyperlink>
+      </w:r>
+      <w:r>
+        <w:rPr>
+          <w:rFonts w:ascii="Charis SIL Regular" w:hAnsi="Charis SIL Regular" w:eastAsia="Charis SIL Regular"/>
+          <w:b w:val="0"/>
+          <w:i w:val="0"/>
+          <w:color w:val="0000FF"/>
+          <w:sz w:val="24"/>
+          <w:u w:val="single"/>
+        </w:rPr>
+        <w:hyperlink r:id="rId30" w:history="1">
+          <w:r>
+            <w:rPr>
+              <w:rStyle w:val="Hyperlink"/>
+            </w:rPr>
+            <w:t>rchiv</w:t>
+          </w:r>
+        </w:hyperlink>
+      </w:r>
+      <w:r>
+        <w:rPr>
+          <w:rFonts w:ascii="Charis SIL Regular" w:hAnsi="Charis SIL Regular" w:eastAsia="Charis SIL Regular"/>
+          <w:b w:val="0"/>
+          <w:i w:val="0"/>
+          <w:color w:val="0000FF"/>
+          <w:sz w:val="24"/>
+          <w:u w:val="single"/>
+        </w:rPr>
+        <w:hyperlink r:id="rId30" w:history="1">
+          <w:r>
+            <w:rPr>
+              <w:rStyle w:val="Hyperlink"/>
+            </w:rPr>
+            <w:t>e</w:t>
           </w:r>
         </w:hyperlink>
       </w:r>
@@ -4624,20 +4966,9 @@
             <w:rPr>
               <w:rStyle w:val="Hyperlink"/>
             </w:rPr>
-            <w:t>Sri</w:t>
+            <w:t>Cura</w:t>
           </w:r>
         </w:hyperlink>
-      </w:r>
-      <w:r>
-        <w:rPr>
-          <w:rFonts w:ascii="Charis SIL Regular" w:hAnsi="Charis SIL Regular" w:eastAsia="Charis SIL Regular"/>
-          <w:b w:val="0"/>
-          <w:i w:val="0"/>
-          <w:color w:val="0000FF"/>
-          <w:sz w:val="24"/>
-          <w:u w:val="single"/>
-        </w:rPr>
-        <w:t xml:space="preserve"> </w:t>
       </w:r>
       <w:r>
         <w:rPr>
@@ -4653,20 +4984,102 @@
             <w:rPr>
               <w:rStyle w:val="Hyperlink"/>
             </w:rPr>
-            <w:t>L</w:t>
+            <w:t>çao</w:t>
           </w:r>
         </w:hyperlink>
       </w:r>
       <w:r>
         <w:rPr>
-          <w:rFonts w:ascii="Charis SIL Regular" w:hAnsi="Charis SIL Regular" w:eastAsia="Charis SIL Regular"/>
-          <w:b w:val="0"/>
-          <w:i w:val="0"/>
-          <w:color w:val="0000FF"/>
-          <w:sz w:val="24"/>
-          <w:u w:val="single"/>
+          <w:u w:val="single" w:color="0000ff"/>
+          <w:rFonts w:ascii="Charis SIL Regular" w:hAnsi="Charis SIL Regular" w:eastAsia="Charis SIL Regular"/>
+          <w:b w:val="0"/>
+          <w:i w:val="0"/>
+          <w:color w:val="000000"/>
+          <w:sz w:val="24"/>
         </w:rPr>
         <w:hyperlink r:id="rId30" w:history="1">
+          <w:r>
+            <w:rPr>
+              <w:rStyle w:val="Hyperlink"/>
+            </w:rPr>
+            <w:t>. Vari</w:t>
+          </w:r>
+        </w:hyperlink>
+      </w:r>
+      <w:r>
+        <w:rPr>
+          <w:u w:val="single" w:color="0000ff"/>
+          <w:rFonts w:ascii="Charis SIL Regular" w:hAnsi="Charis SIL Regular" w:eastAsia="Charis SIL Regular"/>
+          <w:b w:val="0"/>
+          <w:i w:val="0"/>
+          <w:color w:val="000000"/>
+          <w:sz w:val="24"/>
+        </w:rPr>
+        <w:hyperlink r:id="rId30" w:history="1">
+          <w:r>
+            <w:rPr>
+              <w:rStyle w:val="Hyperlink"/>
+            </w:rPr>
+            <w:t>o</w:t>
+          </w:r>
+        </w:hyperlink>
+      </w:r>
+      <w:r>
+        <w:rPr>
+          <w:u w:val="single" w:color="0000ff"/>
+          <w:rFonts w:ascii="Charis SIL Regular" w:hAnsi="Charis SIL Regular" w:eastAsia="Charis SIL Regular"/>
+          <w:b w:val="0"/>
+          <w:i w:val="0"/>
+          <w:color w:val="000000"/>
+          <w:sz w:val="24"/>
+        </w:rPr>
+        <w:hyperlink r:id="rId30" w:history="1">
+          <w:r>
+            <w:rPr>
+              <w:rStyle w:val="Hyperlink"/>
+            </w:rPr>
+            <w:t>us archiv</w:t>
+          </w:r>
+        </w:hyperlink>
+      </w:r>
+      <w:r>
+        <w:rPr>
+          <w:rFonts w:ascii="Charis SIL Regular" w:hAnsi="Charis SIL Regular" w:eastAsia="Charis SIL Regular"/>
+          <w:b w:val="0"/>
+          <w:i w:val="0"/>
+          <w:color w:val="000000"/>
+          <w:sz w:val="24"/>
+        </w:rPr>
+        <w:t xml:space="preserve">es in </w:t>
+      </w:r>
+      <w:r>
+        <w:rPr>
+          <w:u w:val="single" w:color="0000ff"/>
+          <w:rFonts w:ascii="Charis SIL Regular" w:hAnsi="Charis SIL Regular" w:eastAsia="Charis SIL Regular"/>
+          <w:b w:val="0"/>
+          <w:i w:val="0"/>
+          <w:color w:val="000000"/>
+          <w:sz w:val="24"/>
+        </w:rPr>
+        <w:hyperlink r:id="rId31" w:history="1">
+          <w:r>
+            <w:rPr>
+              <w:rStyle w:val="Hyperlink"/>
+            </w:rPr>
+            <w:t>Indonesi</w:t>
+          </w:r>
+        </w:hyperlink>
+      </w:r>
+      <w:r>
+        <w:rPr>
+          <w:u w:val="single" w:color="0000ff"/>
+          <w:rFonts w:ascii="Charis SIL Regular" w:hAnsi="Charis SIL Regular" w:eastAsia="Charis SIL Regular"/>
+          <w:b w:val="0"/>
+          <w:i w:val="0"/>
+          <w:color w:val="000000"/>
+          <w:sz w:val="24"/>
+        </w:rPr>
+        <w:hyperlink r:id="rId31" w:history="1">
           <w:r>
             <w:rPr>
               <w:rStyle w:val="Hyperlink"/>
@@ -4677,159 +5090,84 @@
       </w:r>
       <w:r>
         <w:rPr>
-          <w:rFonts w:ascii="Charis SIL Regular" w:hAnsi="Charis SIL Regular" w:eastAsia="Charis SIL Regular"/>
-          <w:b w:val="0"/>
-          <w:i w:val="0"/>
-          <w:color w:val="0000FF"/>
-          <w:sz w:val="24"/>
-          <w:u w:val="single"/>
-        </w:rPr>
-        <w:hyperlink r:id="rId30" w:history="1">
-          <w:r>
-            <w:rPr>
-              <w:rStyle w:val="Hyperlink"/>
-            </w:rPr>
-            <w:t>nka</w:t>
-          </w:r>
-        </w:hyperlink>
-      </w:r>
-      <w:r>
-        <w:rPr>
           <w:u w:val="single" w:color="0000ff"/>
           <w:rFonts w:ascii="Charis SIL Regular" w:hAnsi="Charis SIL Regular" w:eastAsia="Charis SIL Regular"/>
           <w:b w:val="0"/>
           <w:i w:val="0"/>
           <w:color w:val="000000"/>
           <w:sz w:val="24"/>
-        </w:rPr>
-        <w:hyperlink r:id="rId30" w:history="1">
-          <w:r>
-            <w:rPr>
-              <w:rStyle w:val="Hyperlink"/>
-            </w:rPr>
-            <w:t xml:space="preserve"> and</w:t>
-          </w:r>
-        </w:hyperlink>
-      </w:r>
-      <w:r>
-        <w:rPr>
-          <w:u w:val="single" w:color="0000ff"/>
-          <w:rFonts w:ascii="Charis SIL Regular" w:hAnsi="Charis SIL Regular" w:eastAsia="Charis SIL Regular"/>
-          <w:b w:val="0"/>
-          <w:i w:val="0"/>
-          <w:color w:val="000000"/>
-          <w:sz w:val="24"/>
-        </w:rPr>
-        <w:t xml:space="preserve"> </w:t>
-      </w:r>
-      <w:r>
-        <w:rPr>
-          <w:u w:val="single" w:color="0000ff"/>
-          <w:rFonts w:ascii="Charis SIL Regular" w:hAnsi="Charis SIL Regular" w:eastAsia="Charis SIL Regular"/>
-          <w:b w:val="0"/>
-          <w:i w:val="0"/>
-          <w:color w:val="000000"/>
-          <w:sz w:val="24"/>
-        </w:rPr>
-        <w:hyperlink r:id="rId30" w:history="1">
-          <w:r>
-            <w:rPr>
-              <w:rStyle w:val="Hyperlink"/>
-            </w:rPr>
-            <w:t>th</w:t>
-          </w:r>
-        </w:hyperlink>
-      </w:r>
-      <w:r>
-        <w:rPr>
-          <w:rFonts w:ascii="Charis SIL Regular" w:hAnsi="Charis SIL Regular" w:eastAsia="Charis SIL Regular"/>
-          <w:b w:val="0"/>
-          <w:i w:val="0"/>
-          <w:color w:val="000000"/>
-          <w:sz w:val="24"/>
-        </w:rPr>
-        <w:hyperlink r:id="rId30" w:history="1">
-          <w:r>
-            <w:rPr>
-              <w:rStyle w:val="Hyperlink"/>
-            </w:rPr>
-            <w:t xml:space="preserve">e </w:t>
-          </w:r>
-        </w:hyperlink>
-      </w:r>
-      <w:r>
-        <w:rPr>
-          <w:rFonts w:ascii="Charis SIL Regular" w:hAnsi="Charis SIL Regular" w:eastAsia="Charis SIL Regular"/>
-          <w:b w:val="0"/>
-          <w:i w:val="0"/>
-          <w:color w:val="0000FF"/>
-          <w:sz w:val="24"/>
-          <w:u w:val="single"/>
-        </w:rPr>
-        <w:hyperlink r:id="rId30" w:history="1">
-          <w:r>
-            <w:rPr>
-              <w:rStyle w:val="Hyperlink"/>
-            </w:rPr>
-            <w:t>National</w:t>
-          </w:r>
-        </w:hyperlink>
-      </w:r>
-      <w:r>
-        <w:rPr>
-          <w:rFonts w:ascii="Charis SIL Regular" w:hAnsi="Charis SIL Regular" w:eastAsia="Charis SIL Regular"/>
-          <w:b w:val="0"/>
-          <w:i w:val="0"/>
-          <w:color w:val="0000FF"/>
-          <w:sz w:val="24"/>
-          <w:u w:val="single"/>
-        </w:rPr>
-        <w:t xml:space="preserve"> </w:t>
-      </w:r>
-      <w:r>
-        <w:rPr>
-          <w:rFonts w:ascii="Charis SIL Regular" w:hAnsi="Charis SIL Regular" w:eastAsia="Charis SIL Regular"/>
-          <w:b w:val="0"/>
-          <w:i w:val="0"/>
-          <w:color w:val="0000FF"/>
-          <w:sz w:val="24"/>
-          <w:u w:val="single"/>
-        </w:rPr>
-        <w:hyperlink r:id="rId33" w:history="1">
-          <w:r>
-            <w:rPr>
-              <w:rStyle w:val="Hyperlink"/>
-            </w:rPr>
-            <w:t>A</w:t>
-          </w:r>
-        </w:hyperlink>
-      </w:r>
-      <w:r>
-        <w:rPr>
-          <w:rFonts w:ascii="Charis SIL Regular" w:hAnsi="Charis SIL Regular" w:eastAsia="Charis SIL Regular"/>
-          <w:b w:val="0"/>
-          <w:i w:val="0"/>
-          <w:color w:val="0000FF"/>
-          <w:sz w:val="24"/>
-          <w:u w:val="single"/>
         </w:rPr>
         <w:hyperlink r:id="rId31" w:history="1">
           <w:r>
             <w:rPr>
               <w:rStyle w:val="Hyperlink"/>
             </w:rPr>
-            <w:t>rchiv</w:t>
+            <w:t xml:space="preserve"> can be </w:t>
           </w:r>
         </w:hyperlink>
       </w:r>
       <w:r>
         <w:rPr>
-          <w:rFonts w:ascii="Charis SIL Regular" w:hAnsi="Charis SIL Regular" w:eastAsia="Charis SIL Regular"/>
-          <w:b w:val="0"/>
-          <w:i w:val="0"/>
-          <w:color w:val="0000FF"/>
-          <w:sz w:val="24"/>
-          <w:u w:val="single"/>
+          <w:u w:val="single" w:color="0000ff"/>
+          <w:rFonts w:ascii="Charis SIL Regular" w:hAnsi="Charis SIL Regular" w:eastAsia="Charis SIL Regular"/>
+          <w:b w:val="0"/>
+          <w:i w:val="0"/>
+          <w:color w:val="000000"/>
+          <w:sz w:val="24"/>
+        </w:rPr>
+        <w:hyperlink r:id="rId31" w:history="1">
+          <w:r>
+            <w:rPr>
+              <w:rStyle w:val="Hyperlink"/>
+            </w:rPr>
+            <w:t>a</w:t>
+          </w:r>
+        </w:hyperlink>
+      </w:r>
+      <w:r>
+        <w:rPr>
+          <w:u w:val="single" w:color="0000ff"/>
+          <w:rFonts w:ascii="Charis SIL Regular" w:hAnsi="Charis SIL Regular" w:eastAsia="Charis SIL Regular"/>
+          <w:b w:val="0"/>
+          <w:i w:val="0"/>
+          <w:color w:val="000000"/>
+          <w:sz w:val="24"/>
+        </w:rPr>
+        <w:hyperlink r:id="rId31" w:history="1">
+          <w:r>
+            <w:rPr>
+              <w:rStyle w:val="Hyperlink"/>
+            </w:rPr>
+            <w:t>cc</w:t>
+          </w:r>
+        </w:hyperlink>
+      </w:r>
+      <w:r>
+        <w:rPr>
+          <w:u w:val="single" w:color="0000ff"/>
+          <w:rFonts w:ascii="Charis SIL Regular" w:hAnsi="Charis SIL Regular" w:eastAsia="Charis SIL Regular"/>
+          <w:b w:val="0"/>
+          <w:i w:val="0"/>
+          <w:color w:val="000000"/>
+          <w:sz w:val="24"/>
+        </w:rPr>
+        <w:hyperlink r:id="rId31" w:history="1">
+          <w:r>
+            <w:rPr>
+              <w:rStyle w:val="Hyperlink"/>
+            </w:rPr>
+            <w:t>ess</w:t>
+          </w:r>
+        </w:hyperlink>
+      </w:r>
+      <w:r>
+        <w:rPr>
+          <w:u w:val="single" w:color="0000ff"/>
+          <w:rFonts w:ascii="Charis SIL Regular" w:hAnsi="Charis SIL Regular" w:eastAsia="Charis SIL Regular"/>
+          <w:b w:val="0"/>
+          <w:i w:val="0"/>
+          <w:color w:val="000000"/>
+          <w:sz w:val="24"/>
         </w:rPr>
         <w:hyperlink r:id="rId31" w:history="1">
           <w:r>
@@ -4842,298 +5180,14 @@
       </w:r>
       <w:r>
         <w:rPr>
-          <w:rFonts w:ascii="Charis SIL Regular" w:hAnsi="Charis SIL Regular" w:eastAsia="Charis SIL Regular"/>
-          <w:b w:val="0"/>
-          <w:i w:val="0"/>
-          <w:color w:val="0000FF"/>
-          <w:sz w:val="24"/>
-          <w:u w:val="single"/>
+          <w:u w:val="single" w:color="0000ff"/>
+          <w:rFonts w:ascii="Charis SIL Regular" w:hAnsi="Charis SIL Regular" w:eastAsia="Charis SIL Regular"/>
+          <w:b w:val="0"/>
+          <w:i w:val="0"/>
+          <w:color w:val="000000"/>
+          <w:sz w:val="24"/>
         </w:rPr>
         <w:hyperlink r:id="rId31" w:history="1">
-          <w:r>
-            <w:rPr>
-              <w:rStyle w:val="Hyperlink"/>
-            </w:rPr>
-            <w:t>s</w:t>
-          </w:r>
-        </w:hyperlink>
-      </w:r>
-      <w:r>
-        <w:rPr>
-          <w:rFonts w:ascii="Charis SIL Regular" w:hAnsi="Charis SIL Regular" w:eastAsia="Charis SIL Regular"/>
-          <w:b w:val="0"/>
-          <w:i w:val="0"/>
-          <w:color w:val="0000FF"/>
-          <w:sz w:val="24"/>
-          <w:u w:val="single"/>
-        </w:rPr>
-        <w:t xml:space="preserve"> </w:t>
-      </w:r>
-      <w:r>
-        <w:rPr>
-          <w:rFonts w:ascii="Charis SIL Regular" w:hAnsi="Charis SIL Regular" w:eastAsia="Charis SIL Regular"/>
-          <w:b w:val="0"/>
-          <w:i w:val="0"/>
-          <w:color w:val="0000FF"/>
-          <w:sz w:val="24"/>
-          <w:u w:val="single"/>
-        </w:rPr>
-        <w:hyperlink r:id="rId31" w:history="1">
-          <w:r>
-            <w:rPr>
-              <w:rStyle w:val="Hyperlink"/>
-            </w:rPr>
-            <w:t>of</w:t>
-          </w:r>
-        </w:hyperlink>
-      </w:r>
-      <w:r>
-        <w:rPr>
-          <w:rFonts w:ascii="Charis SIL Regular" w:hAnsi="Charis SIL Regular" w:eastAsia="Charis SIL Regular"/>
-          <w:b w:val="0"/>
-          <w:i w:val="0"/>
-          <w:color w:val="0000FF"/>
-          <w:sz w:val="24"/>
-          <w:u w:val="single"/>
-        </w:rPr>
-        <w:t xml:space="preserve"> </w:t>
-      </w:r>
-      <w:r>
-        <w:rPr>
-          <w:rFonts w:ascii="Charis SIL Regular" w:hAnsi="Charis SIL Regular" w:eastAsia="Charis SIL Regular"/>
-          <w:b w:val="0"/>
-          <w:i w:val="0"/>
-          <w:color w:val="0000FF"/>
-          <w:sz w:val="24"/>
-          <w:u w:val="single"/>
-        </w:rPr>
-        <w:hyperlink r:id="rId31" w:history="1">
-          <w:r>
-            <w:rPr>
-              <w:rStyle w:val="Hyperlink"/>
-            </w:rPr>
-            <w:t>Cura</w:t>
-          </w:r>
-        </w:hyperlink>
-      </w:r>
-      <w:r>
-        <w:rPr>
-          <w:rFonts w:ascii="Charis SIL Regular" w:hAnsi="Charis SIL Regular" w:eastAsia="Charis SIL Regular"/>
-          <w:b w:val="0"/>
-          <w:i w:val="0"/>
-          <w:color w:val="0000FF"/>
-          <w:sz w:val="24"/>
-          <w:u w:val="single"/>
-        </w:rPr>
-        <w:hyperlink r:id="rId31" w:history="1">
-          <w:r>
-            <w:rPr>
-              <w:rStyle w:val="Hyperlink"/>
-            </w:rPr>
-            <w:t>çao</w:t>
-          </w:r>
-        </w:hyperlink>
-      </w:r>
-      <w:r>
-        <w:rPr>
-          <w:u w:val="single" w:color="0000ff"/>
-          <w:rFonts w:ascii="Charis SIL Regular" w:hAnsi="Charis SIL Regular" w:eastAsia="Charis SIL Regular"/>
-          <w:b w:val="0"/>
-          <w:i w:val="0"/>
-          <w:color w:val="000000"/>
-          <w:sz w:val="24"/>
-        </w:rPr>
-        <w:hyperlink r:id="rId31" w:history="1">
-          <w:r>
-            <w:rPr>
-              <w:rStyle w:val="Hyperlink"/>
-            </w:rPr>
-            <w:t>. Vari</w:t>
-          </w:r>
-        </w:hyperlink>
-      </w:r>
-      <w:r>
-        <w:rPr>
-          <w:u w:val="single" w:color="0000ff"/>
-          <w:rFonts w:ascii="Charis SIL Regular" w:hAnsi="Charis SIL Regular" w:eastAsia="Charis SIL Regular"/>
-          <w:b w:val="0"/>
-          <w:i w:val="0"/>
-          <w:color w:val="000000"/>
-          <w:sz w:val="24"/>
-        </w:rPr>
-        <w:hyperlink r:id="rId31" w:history="1">
-          <w:r>
-            <w:rPr>
-              <w:rStyle w:val="Hyperlink"/>
-            </w:rPr>
-            <w:t>o</w:t>
-          </w:r>
-        </w:hyperlink>
-      </w:r>
-      <w:r>
-        <w:rPr>
-          <w:u w:val="single" w:color="0000ff"/>
-          <w:rFonts w:ascii="Charis SIL Regular" w:hAnsi="Charis SIL Regular" w:eastAsia="Charis SIL Regular"/>
-          <w:b w:val="0"/>
-          <w:i w:val="0"/>
-          <w:color w:val="000000"/>
-          <w:sz w:val="24"/>
-        </w:rPr>
-        <w:hyperlink r:id="rId31" w:history="1">
-          <w:r>
-            <w:rPr>
-              <w:rStyle w:val="Hyperlink"/>
-            </w:rPr>
-            <w:t>us archiv</w:t>
-          </w:r>
-        </w:hyperlink>
-      </w:r>
-      <w:r>
-        <w:rPr>
-          <w:rFonts w:ascii="Charis SIL Regular" w:hAnsi="Charis SIL Regular" w:eastAsia="Charis SIL Regular"/>
-          <w:b w:val="0"/>
-          <w:i w:val="0"/>
-          <w:color w:val="000000"/>
-          <w:sz w:val="24"/>
-        </w:rPr>
-        <w:t xml:space="preserve">es in </w:t>
-      </w:r>
-      <w:r>
-        <w:rPr>
-          <w:u w:val="single" w:color="0000ff"/>
-          <w:rFonts w:ascii="Charis SIL Regular" w:hAnsi="Charis SIL Regular" w:eastAsia="Charis SIL Regular"/>
-          <w:b w:val="0"/>
-          <w:i w:val="0"/>
-          <w:color w:val="000000"/>
-          <w:sz w:val="24"/>
-        </w:rPr>
-        <w:hyperlink r:id="rId32" w:history="1">
-          <w:r>
-            <w:rPr>
-              <w:rStyle w:val="Hyperlink"/>
-            </w:rPr>
-            <w:t>Indonesi</w:t>
-          </w:r>
-        </w:hyperlink>
-      </w:r>
-      <w:r>
-        <w:rPr>
-          <w:u w:val="single" w:color="0000ff"/>
-          <w:rFonts w:ascii="Charis SIL Regular" w:hAnsi="Charis SIL Regular" w:eastAsia="Charis SIL Regular"/>
-          <w:b w:val="0"/>
-          <w:i w:val="0"/>
-          <w:color w:val="000000"/>
-          <w:sz w:val="24"/>
-        </w:rPr>
-        <w:hyperlink r:id="rId32" w:history="1">
-          <w:r>
-            <w:rPr>
-              <w:rStyle w:val="Hyperlink"/>
-            </w:rPr>
-            <w:t>a</w:t>
-          </w:r>
-        </w:hyperlink>
-      </w:r>
-      <w:r>
-        <w:rPr>
-          <w:u w:val="single" w:color="0000ff"/>
-          <w:rFonts w:ascii="Charis SIL Regular" w:hAnsi="Charis SIL Regular" w:eastAsia="Charis SIL Regular"/>
-          <w:b w:val="0"/>
-          <w:i w:val="0"/>
-          <w:color w:val="000000"/>
-          <w:sz w:val="24"/>
-        </w:rPr>
-        <w:hyperlink r:id="rId32" w:history="1">
-          <w:r>
-            <w:rPr>
-              <w:rStyle w:val="Hyperlink"/>
-            </w:rPr>
-            <w:t xml:space="preserve"> can be </w:t>
-          </w:r>
-        </w:hyperlink>
-      </w:r>
-      <w:r>
-        <w:rPr>
-          <w:u w:val="single" w:color="0000ff"/>
-          <w:rFonts w:ascii="Charis SIL Regular" w:hAnsi="Charis SIL Regular" w:eastAsia="Charis SIL Regular"/>
-          <w:b w:val="0"/>
-          <w:i w:val="0"/>
-          <w:color w:val="000000"/>
-          <w:sz w:val="24"/>
-        </w:rPr>
-        <w:hyperlink r:id="rId32" w:history="1">
-          <w:r>
-            <w:rPr>
-              <w:rStyle w:val="Hyperlink"/>
-            </w:rPr>
-            <w:t>a</w:t>
-          </w:r>
-        </w:hyperlink>
-      </w:r>
-      <w:r>
-        <w:rPr>
-          <w:u w:val="single" w:color="0000ff"/>
-          <w:rFonts w:ascii="Charis SIL Regular" w:hAnsi="Charis SIL Regular" w:eastAsia="Charis SIL Regular"/>
-          <w:b w:val="0"/>
-          <w:i w:val="0"/>
-          <w:color w:val="000000"/>
-          <w:sz w:val="24"/>
-        </w:rPr>
-        <w:hyperlink r:id="rId32" w:history="1">
-          <w:r>
-            <w:rPr>
-              <w:rStyle w:val="Hyperlink"/>
-            </w:rPr>
-            <w:t>cc</w:t>
-          </w:r>
-        </w:hyperlink>
-      </w:r>
-      <w:r>
-        <w:rPr>
-          <w:u w:val="single" w:color="0000ff"/>
-          <w:rFonts w:ascii="Charis SIL Regular" w:hAnsi="Charis SIL Regular" w:eastAsia="Charis SIL Regular"/>
-          <w:b w:val="0"/>
-          <w:i w:val="0"/>
-          <w:color w:val="000000"/>
-          <w:sz w:val="24"/>
-        </w:rPr>
-        <w:hyperlink r:id="rId32" w:history="1">
-          <w:r>
-            <w:rPr>
-              <w:rStyle w:val="Hyperlink"/>
-            </w:rPr>
-            <w:t>ess</w:t>
-          </w:r>
-        </w:hyperlink>
-      </w:r>
-      <w:r>
-        <w:rPr>
-          <w:u w:val="single" w:color="0000ff"/>
-          <w:rFonts w:ascii="Charis SIL Regular" w:hAnsi="Charis SIL Regular" w:eastAsia="Charis SIL Regular"/>
-          <w:b w:val="0"/>
-          <w:i w:val="0"/>
-          <w:color w:val="000000"/>
-          <w:sz w:val="24"/>
-        </w:rPr>
-        <w:hyperlink r:id="rId32" w:history="1">
-          <w:r>
-            <w:rPr>
-              <w:rStyle w:val="Hyperlink"/>
-            </w:rPr>
-            <w:t>e</w:t>
-          </w:r>
-        </w:hyperlink>
-      </w:r>
-      <w:r>
-        <w:rPr>
-          <w:u w:val="single" w:color="0000ff"/>
-          <w:rFonts w:ascii="Charis SIL Regular" w:hAnsi="Charis SIL Regular" w:eastAsia="Charis SIL Regular"/>
-          <w:b w:val="0"/>
-          <w:i w:val="0"/>
-          <w:color w:val="000000"/>
-          <w:sz w:val="24"/>
-        </w:rPr>
-        <w:hyperlink r:id="rId32" w:history="1">
           <w:r>
             <w:rPr>
               <w:rStyle w:val="Hyperlink"/>
@@ -5161,7 +5215,7 @@
           <w:sz w:val="24"/>
           <w:u w:val="single"/>
         </w:rPr>
-        <w:hyperlink r:id="rId34" w:history="1">
+        <w:hyperlink r:id="rId33" w:history="1">
           <w:r>
             <w:rPr>
               <w:rStyle w:val="Hyperlink"/>
@@ -5179,7 +5233,7 @@
           <w:color w:val="000000"/>
           <w:sz w:val="24"/>
         </w:rPr>
-        <w:hyperlink r:id="rId33" w:history="1">
+        <w:hyperlink r:id="rId32" w:history="1">
           <w:r>
             <w:rPr>
               <w:rStyle w:val="Hyperlink"/>
@@ -5217,7 +5271,7 @@
           <w:sz w:val="24"/>
           <w:u w:val="single"/>
         </w:rPr>
-        <w:hyperlink r:id="rId35" w:history="1">
+        <w:hyperlink r:id="rId34" w:history="1">
           <w:r>
             <w:rPr>
               <w:rStyle w:val="Hyperlink"/>
@@ -5246,7 +5300,7 @@
           <w:sz w:val="24"/>
           <w:u w:val="single"/>
         </w:rPr>
-        <w:hyperlink r:id="rId35" w:history="1">
+        <w:hyperlink r:id="rId34" w:history="1">
           <w:r>
             <w:rPr>
               <w:rStyle w:val="Hyperlink"/>
@@ -5275,7 +5329,7 @@
           <w:sz w:val="24"/>
           <w:u w:val="single"/>
         </w:rPr>
-        <w:hyperlink r:id="rId35" w:history="1">
+        <w:hyperlink r:id="rId34" w:history="1">
           <w:r>
             <w:rPr>
               <w:rStyle w:val="Hyperlink"/>
@@ -5304,7 +5358,7 @@
           <w:sz w:val="24"/>
           <w:u w:val="single"/>
         </w:rPr>
-        <w:hyperlink r:id="rId35" w:history="1">
+        <w:hyperlink r:id="rId34" w:history="1">
           <w:r>
             <w:rPr>
               <w:rStyle w:val="Hyperlink"/>
@@ -5333,7 +5387,7 @@
           <w:sz w:val="24"/>
           <w:u w:val="single"/>
         </w:rPr>
-        <w:hyperlink r:id="rId35" w:history="1">
+        <w:hyperlink r:id="rId34" w:history="1">
           <w:r>
             <w:rPr>
               <w:rStyle w:val="Hyperlink"/>
@@ -5362,7 +5416,7 @@
           <w:sz w:val="24"/>
           <w:u w:val="single"/>
         </w:rPr>
-        <w:hyperlink r:id="rId35" w:history="1">
+        <w:hyperlink r:id="rId34" w:history="1">
           <w:r>
             <w:rPr>
               <w:rStyle w:val="Hyperlink"/>
@@ -5390,14 +5444,7 @@
           <w:color w:val="000000"/>
           <w:sz w:val="24"/>
         </w:rPr>
-        <w:hyperlink r:id="rId35" w:history="1">
-          <w:r>
-            <w:rPr>
-              <w:rStyle w:val="Hyperlink"/>
-            </w:rPr>
-            <w:t>nd Sciences</w:t>
-          </w:r>
-        </w:hyperlink>
+        <w:t>nd Sciences), which is held at the Arsip N</w:t>
       </w:r>
       <w:r>
         <w:rPr>
@@ -5408,126 +5455,7 @@
           <w:color w:val="000000"/>
           <w:sz w:val="24"/>
         </w:rPr>
-        <w:hyperlink r:id="rId35" w:history="1">
-          <w:r>
-            <w:rPr>
-              <w:rStyle w:val="Hyperlink"/>
-            </w:rPr>
-            <w:t>)</w:t>
-          </w:r>
-        </w:hyperlink>
-      </w:r>
-      <w:r>
-        <w:rPr>
-          <w:u w:val="single" w:color="0000ff"/>
-          <w:rFonts w:ascii="Charis SIL Regular" w:hAnsi="Charis SIL Regular" w:eastAsia="Charis SIL Regular"/>
-          <w:b w:val="0"/>
-          <w:i w:val="0"/>
-          <w:color w:val="000000"/>
-          <w:sz w:val="24"/>
-        </w:rPr>
-        <w:hyperlink r:id="rId35" w:history="1">
-          <w:r>
-            <w:rPr>
-              <w:rStyle w:val="Hyperlink"/>
-            </w:rPr>
-            <w:t>, which is hel</w:t>
-          </w:r>
-        </w:hyperlink>
-      </w:r>
-      <w:r>
-        <w:rPr>
-          <w:u w:val="single" w:color="0000ff"/>
-          <w:rFonts w:ascii="Charis SIL Regular" w:hAnsi="Charis SIL Regular" w:eastAsia="Charis SIL Regular"/>
-          <w:b w:val="0"/>
-          <w:i w:val="0"/>
-          <w:color w:val="000000"/>
-          <w:sz w:val="24"/>
-        </w:rPr>
-        <w:hyperlink r:id="rId35" w:history="1">
-          <w:r>
-            <w:rPr>
-              <w:rStyle w:val="Hyperlink"/>
-            </w:rPr>
-            <w:t>d at</w:t>
-          </w:r>
-        </w:hyperlink>
-      </w:r>
-      <w:r>
-        <w:rPr>
-          <w:u w:val="single" w:color="0000ff"/>
-          <w:rFonts w:ascii="Charis SIL Regular" w:hAnsi="Charis SIL Regular" w:eastAsia="Charis SIL Regular"/>
-          <w:b w:val="0"/>
-          <w:i w:val="0"/>
-          <w:color w:val="000000"/>
-          <w:sz w:val="24"/>
-        </w:rPr>
-        <w:t xml:space="preserve"> </w:t>
-      </w:r>
-      <w:r>
-        <w:rPr>
-          <w:u w:val="single" w:color="0000ff"/>
-          <w:rFonts w:ascii="Charis SIL Regular" w:hAnsi="Charis SIL Regular" w:eastAsia="Charis SIL Regular"/>
-          <w:b w:val="0"/>
-          <w:i w:val="0"/>
-          <w:color w:val="000000"/>
-          <w:sz w:val="24"/>
-        </w:rPr>
-        <w:hyperlink r:id="rId35" w:history="1">
-          <w:r>
-            <w:rPr>
-              <w:rStyle w:val="Hyperlink"/>
-            </w:rPr>
-            <w:t>the Arsi</w:t>
-          </w:r>
-        </w:hyperlink>
-      </w:r>
-      <w:r>
-        <w:rPr>
-          <w:u w:val="single" w:color="0000ff"/>
-          <w:rFonts w:ascii="Charis SIL Regular" w:hAnsi="Charis SIL Regular" w:eastAsia="Charis SIL Regular"/>
-          <w:b w:val="0"/>
-          <w:i w:val="0"/>
-          <w:color w:val="000000"/>
-          <w:sz w:val="24"/>
-        </w:rPr>
-        <w:hyperlink r:id="rId35" w:history="1">
-          <w:r>
-            <w:rPr>
-              <w:rStyle w:val="Hyperlink"/>
-            </w:rPr>
-            <w:t>p</w:t>
-          </w:r>
-        </w:hyperlink>
-      </w:r>
-      <w:r>
-        <w:rPr>
-          <w:u w:val="single" w:color="0000ff"/>
-          <w:rFonts w:ascii="Charis SIL Regular" w:hAnsi="Charis SIL Regular" w:eastAsia="Charis SIL Regular"/>
-          <w:b w:val="0"/>
-          <w:i w:val="0"/>
-          <w:color w:val="000000"/>
-          <w:sz w:val="24"/>
-        </w:rPr>
-        <w:hyperlink r:id="rId35" w:history="1">
-          <w:r>
-            <w:rPr>
-              <w:rStyle w:val="Hyperlink"/>
-            </w:rPr>
-            <w:t xml:space="preserve"> N</w:t>
-          </w:r>
-        </w:hyperlink>
-      </w:r>
-      <w:r>
-        <w:rPr>
-          <w:u w:val="single" w:color="0000ff"/>
-          <w:rFonts w:ascii="Charis SIL Regular" w:hAnsi="Charis SIL Regular" w:eastAsia="Charis SIL Regular"/>
-          <w:b w:val="0"/>
-          <w:i w:val="0"/>
-          <w:color w:val="000000"/>
-          <w:sz w:val="24"/>
-        </w:rPr>
-        <w:hyperlink r:id="rId35" w:history="1">
+        <w:hyperlink r:id="rId34" w:history="1">
           <w:r>
             <w:rPr>
               <w:rStyle w:val="Hyperlink"/>
@@ -5625,7 +5553,7 @@
           <w:sz w:val="24"/>
           <w:u w:val="single"/>
         </w:rPr>
-        <w:hyperlink r:id="rId36" w:history="1">
+        <w:hyperlink r:id="rId35" w:history="1">
           <w:r>
             <w:rPr>
               <w:rStyle w:val="Hyperlink"/>
@@ -5653,7 +5581,7 @@
           <w:sz w:val="24"/>
           <w:u w:val="single"/>
         </w:rPr>
-        <w:hyperlink r:id="rId37" w:history="1">
+        <w:hyperlink r:id="rId36" w:history="1">
           <w:r>
             <w:rPr>
               <w:rStyle w:val="Hyperlink"/>
@@ -5682,7 +5610,7 @@
           <w:sz w:val="24"/>
           <w:u w:val="single"/>
         </w:rPr>
-        <w:hyperlink r:id="rId37" w:history="1">
+        <w:hyperlink r:id="rId36" w:history="1">
           <w:r>
             <w:rPr>
               <w:rStyle w:val="Hyperlink"/>
@@ -5711,7 +5639,7 @@
           <w:sz w:val="24"/>
           <w:u w:val="single"/>
         </w:rPr>
-        <w:hyperlink r:id="rId37" w:history="1">
+        <w:hyperlink r:id="rId36" w:history="1">
           <w:r>
             <w:rPr>
               <w:rStyle w:val="Hyperlink"/>
@@ -5758,7 +5686,7 @@
           <w:sz w:val="24"/>
           <w:u w:val="single"/>
         </w:rPr>
-        <w:hyperlink r:id="rId37" w:history="1">
+        <w:hyperlink r:id="rId36" w:history="1">
           <w:r>
             <w:rPr>
               <w:rStyle w:val="Hyperlink"/>
@@ -5786,7 +5714,7 @@
           <w:sz w:val="24"/>
           <w:u w:val="single"/>
         </w:rPr>
-        <w:hyperlink r:id="rId38" w:history="1">
+        <w:hyperlink r:id="rId37" w:history="1">
           <w:r>
             <w:rPr>
               <w:rStyle w:val="Hyperlink"/>
@@ -5815,7 +5743,7 @@
           <w:sz w:val="24"/>
           <w:u w:val="single"/>
         </w:rPr>
-        <w:hyperlink r:id="rId38" w:history="1">
+        <w:hyperlink r:id="rId37" w:history="1">
           <w:r>
             <w:rPr>
               <w:rStyle w:val="Hyperlink"/>
@@ -5844,7 +5772,7 @@
           <w:sz w:val="24"/>
           <w:u w:val="single"/>
         </w:rPr>
-        <w:hyperlink r:id="rId38" w:history="1">
+        <w:hyperlink r:id="rId37" w:history="1">
           <w:r>
             <w:rPr>
               <w:rStyle w:val="Hyperlink"/>
@@ -5873,7 +5801,7 @@
           <w:sz w:val="24"/>
           <w:u w:val="single"/>
         </w:rPr>
-        <w:hyperlink r:id="rId38" w:history="1">
+        <w:hyperlink r:id="rId37" w:history="1">
           <w:r>
             <w:rPr>
               <w:rStyle w:val="Hyperlink"/>
@@ -5911,7 +5839,7 @@
           <w:sz w:val="24"/>
           <w:u w:val="single"/>
         </w:rPr>
-        <w:hyperlink r:id="rId39" w:history="1">
+        <w:hyperlink r:id="rId38" w:history="1">
           <w:r>
             <w:rPr>
               <w:rStyle w:val="Hyperlink"/>
@@ -5929,7 +5857,7 @@
           <w:color w:val="000000"/>
           <w:sz w:val="24"/>
         </w:rPr>
-        <w:hyperlink r:id="rId37" w:history="1">
+        <w:hyperlink r:id="rId36" w:history="1">
           <w:r>
             <w:rPr>
               <w:rStyle w:val="Hyperlink"/>
@@ -5957,7 +5885,7 @@
           <w:color w:val="000000"/>
           <w:sz w:val="24"/>
         </w:rPr>
-        <w:hyperlink r:id="rId38" w:history="1">
+        <w:hyperlink r:id="rId37" w:history="1">
           <w:r>
             <w:rPr>
               <w:rStyle w:val="Hyperlink"/>
@@ -5986,7 +5914,7 @@
           <w:color w:val="000000"/>
           <w:sz w:val="24"/>
         </w:rPr>
-        <w:hyperlink r:id="rId38" w:history="1">
+        <w:hyperlink r:id="rId37" w:history="1">
           <w:r>
             <w:rPr>
               <w:rStyle w:val="Hyperlink"/>
@@ -6004,7 +5932,7 @@
           <w:color w:val="000000"/>
           <w:sz w:val="24"/>
         </w:rPr>
-        <w:hyperlink r:id="rId38" w:history="1">
+        <w:hyperlink r:id="rId37" w:history="1">
           <w:r>
             <w:rPr>
               <w:rStyle w:val="Hyperlink"/>
@@ -6022,7 +5950,7 @@
           <w:color w:val="000000"/>
           <w:sz w:val="24"/>
         </w:rPr>
-        <w:hyperlink r:id="rId38" w:history="1">
+        <w:hyperlink r:id="rId37" w:history="1">
           <w:r>
             <w:rPr>
               <w:rStyle w:val="Hyperlink"/>
@@ -6040,7 +5968,7 @@
           <w:color w:val="000000"/>
           <w:sz w:val="24"/>
         </w:rPr>
-        <w:hyperlink r:id="rId38" w:history="1">
+        <w:hyperlink r:id="rId37" w:history="1">
           <w:r>
             <w:rPr>
               <w:rStyle w:val="Hyperlink"/>
@@ -6058,7 +5986,7 @@
           <w:color w:val="000000"/>
           <w:sz w:val="24"/>
         </w:rPr>
-        <w:hyperlink r:id="rId38" w:history="1">
+        <w:hyperlink r:id="rId37" w:history="1">
           <w:r>
             <w:rPr>
               <w:rStyle w:val="Hyperlink"/>
@@ -6107,7 +6035,7 @@
           <w:color w:val="000000"/>
           <w:sz w:val="24"/>
         </w:rPr>
-        <w:hyperlink r:id="rId39" w:history="1">
+        <w:hyperlink r:id="rId38" w:history="1">
           <w:r>
             <w:rPr>
               <w:rStyle w:val="Hyperlink"/>
